--- a/docs/supervisor_checkpoints/checkpoint_06_ablation_generalization.docx
+++ b/docs/supervisor_checkpoints/checkpoint_06_ablation_generalization.docx
@@ -60,7 +60,15 @@
         <w:pStyle w:val="ListBullet"/>
       </w:pPr>
       <w:r>
-        <w:t>Planned parameter-matched U-Net capacity control.</w:t>
+        <w:t>Completed parameter-matched U-Net capacity control with base_channels=42.</w:t>
+      </w:r>
+    </w:p>
+    <w:p>
+      <w:pPr>
+        <w:pStyle w:val="ListBullet"/>
+      </w:pPr>
+      <w:r>
+        <w:t>Finalized interpretation: residual backbone is strongest on SSIM, Delta E, and entropy; parameter-matched U-Net is strongest on MSE, MAE, and PSNR.</w:t>
       </w:r>
     </w:p>
     <w:p>
@@ -77,6 +85,14 @@
       </w:pPr>
       <w:r>
         <w:t>Resolution ablation table</w:t>
+      </w:r>
+    </w:p>
+    <w:p>
+      <w:pPr>
+        <w:pStyle w:val="ListBullet"/>
+      </w:pPr>
+      <w:r>
+        <w:t>Capacity-control metric table</w:t>
       </w:r>
     </w:p>
     <w:p>
@@ -105,7 +121,7 @@
     </w:p>
     <w:p>
       <w:r>
-        <w:t>This checkpoint summarizes progress evidence. Full quantitative claims should be made only after full test-set evaluation.</w:t>
+        <w:t>This checkpoint summarizes progress evidence. Final quantitative claims are based on the fixed 368-image paired test split.</w:t>
       </w:r>
     </w:p>
     <w:p>
@@ -118,7 +134,7 @@
     </w:p>
     <w:p>
       <w:r>
-        <w:t>Freeze experiments and prepare the final report.</w:t>
+        <w:t>Submit the final report and presentation materials.</w:t>
       </w:r>
     </w:p>
     <w:sectPr>

--- a/docs/supervisor_checkpoints/checkpoint_06_ablation_generalization.docx
+++ b/docs/supervisor_checkpoints/checkpoint_06_ablation_generalization.docx
@@ -4,60 +4,79 @@
   <w:body>
     <w:p>
       <w:pPr>
-        <w:pStyle w:val="Heading1"/>
+        <w:jc w:val="center"/>
       </w:pPr>
       <w:r>
-        <w:t>Checkpoint 6: Ablation and Generalization</w:t>
+        <w:rPr>
+          <w:b/>
+          <w:color w:val="1F4E79"/>
+          <w:sz w:val="32"/>
+        </w:rPr>
+        <w:t>Checkpoint 6: Capacity Control and Generalization</w:t>
       </w:r>
     </w:p>
     <w:p>
       <w:pPr>
-        <w:pStyle w:val="Heading2"/>
+        <w:spacing w:before="140" w:after="40"/>
       </w:pPr>
       <w:r>
+        <w:rPr>
+          <w:b/>
+          <w:sz w:val="24"/>
+        </w:rPr>
         <w:t>Objective</w:t>
       </w:r>
     </w:p>
     <w:p>
+      <w:pPr>
+        <w:spacing w:after="60"/>
+        <w:jc w:val="both"/>
+      </w:pPr>
       <w:r>
-        <w:t>Analyze resolution, training duration, model capacity, and cross-dataset qualitative behavior.</w:t>
+        <w:t>Check parameter-count effects and evaluate qualitative behavior on unpaired external inputs.</w:t>
       </w:r>
     </w:p>
     <w:p>
       <w:pPr>
-        <w:pStyle w:val="Heading2"/>
+        <w:spacing w:before="140" w:after="40"/>
       </w:pPr>
       <w:r>
-        <w:t>Work Completed</w:t>
+        <w:rPr>
+          <w:b/>
+          <w:sz w:val="24"/>
+        </w:rPr>
+        <w:t>Key Message</w:t>
+      </w:r>
+    </w:p>
+    <w:p>
+      <w:pPr>
+        <w:spacing w:before="40" w:after="100"/>
+        <w:jc w:val="center"/>
+      </w:pPr>
+      <w:r>
+        <w:rPr>
+          <w:b/>
+          <w:sz w:val="22"/>
+        </w:rPr>
+        <w:t>The capacity-control result makes the final claim honest: residual is not best on every metric, but remains best on SSIM, Delta E, and entropy.</w:t>
+      </w:r>
+    </w:p>
+    <w:p>
+      <w:pPr>
+        <w:spacing w:before="140" w:after="40"/>
+      </w:pPr>
+      <w:r>
+        <w:rPr>
+          <w:b/>
+          <w:sz w:val="24"/>
+        </w:rPr>
+        <w:t>Completed Work</w:t>
       </w:r>
     </w:p>
     <w:p>
       <w:pPr>
         <w:pStyle w:val="ListBullet"/>
-      </w:pPr>
-      <w:r>
-        <w:t>Completed 128 vs 256 resolution ablation.</w:t>
-      </w:r>
-    </w:p>
-    <w:p>
-      <w:pPr>
-        <w:pStyle w:val="ListBullet"/>
-      </w:pPr>
-      <w:r>
-        <w:t>Completed 50 vs 100 epoch comparison.</w:t>
-      </w:r>
-    </w:p>
-    <w:p>
-      <w:pPr>
-        <w:pStyle w:val="ListBullet"/>
-      </w:pPr>
-      <w:r>
-        <w:t>Applied residual model to unpaired turbid images and video-derived frames.</w:t>
-      </w:r>
-    </w:p>
-    <w:p>
-      <w:pPr>
-        <w:pStyle w:val="ListBullet"/>
+        <w:spacing w:after="20"/>
       </w:pPr>
       <w:r>
         <w:t>Completed parameter-matched U-Net capacity control with base_channels=42.</w:t>
@@ -66,80 +85,606 @@
     <w:p>
       <w:pPr>
         <w:pStyle w:val="ListBullet"/>
+        <w:spacing w:after="20"/>
       </w:pPr>
       <w:r>
-        <w:t>Finalized interpretation: residual backbone is strongest on SSIM, Delta E, and entropy; parameter-matched U-Net is strongest on MSE, MAE, and PSNR.</w:t>
-      </w:r>
-    </w:p>
-    <w:p>
-      <w:pPr>
-        <w:pStyle w:val="Heading2"/>
-      </w:pPr>
-      <w:r>
-        <w:t>Evidence to Show</w:t>
+        <w:t>Compared parameter-matched U-Net with the residual model.</w:t>
       </w:r>
     </w:p>
     <w:p>
       <w:pPr>
         <w:pStyle w:val="ListBullet"/>
+        <w:spacing w:after="20"/>
       </w:pPr>
       <w:r>
-        <w:t>Resolution ablation table</w:t>
+        <w:t>Ran qualitative inference on unpaired turbid images and video-derived frames.</w:t>
+      </w:r>
+    </w:p>
+    <w:p>
+      <w:pPr>
+        <w:spacing w:before="140" w:after="40"/>
+      </w:pPr>
+      <w:r>
+        <w:rPr>
+          <w:b/>
+          <w:sz w:val="24"/>
+        </w:rPr>
+        <w:t>Evidence</w:t>
+      </w:r>
+    </w:p>
+    <w:tbl>
+      <w:tblPr>
+        <w:tblStyle w:val="TableGrid"/>
+        <w:tblW w:type="auto" w:w="0"/>
+        <w:jc w:val="center"/>
+        <w:tblLook w:firstColumn="1" w:firstRow="1" w:lastColumn="0" w:lastRow="0" w:noHBand="0" w:noVBand="1" w:val="04A0"/>
+      </w:tblPr>
+      <w:tblGrid>
+        <w:gridCol w:w="2520"/>
+        <w:gridCol w:w="2520"/>
+        <w:gridCol w:w="2520"/>
+        <w:gridCol w:w="2520"/>
+      </w:tblGrid>
+      <w:tr>
+        <w:tc>
+          <w:tcPr>
+            <w:tcW w:type="dxa" w:w="2520"/>
+          </w:tcPr>
+          <w:p>
+            <w:pPr>
+              <w:jc w:val="center"/>
+            </w:pPr>
+            <w:r>
+              <w:rPr>
+                <w:rFonts w:ascii="Times New Roman" w:hAnsi="Times New Roman"/>
+                <w:b/>
+                <w:color w:val="1F4E79"/>
+                <w:sz w:val="17"/>
+              </w:rPr>
+              <w:t>Metric</w:t>
+            </w:r>
+          </w:p>
+        </w:tc>
+        <w:tc>
+          <w:tcPr>
+            <w:tcW w:type="dxa" w:w="2520"/>
+          </w:tcPr>
+          <w:p>
+            <w:pPr>
+              <w:jc w:val="center"/>
+            </w:pPr>
+            <w:r>
+              <w:rPr>
+                <w:rFonts w:ascii="Times New Roman" w:hAnsi="Times New Roman"/>
+                <w:b/>
+                <w:color w:val="1F4E79"/>
+                <w:sz w:val="17"/>
+              </w:rPr>
+              <w:t>Matched U-Net</w:t>
+            </w:r>
+          </w:p>
+        </w:tc>
+        <w:tc>
+          <w:tcPr>
+            <w:tcW w:type="dxa" w:w="2520"/>
+          </w:tcPr>
+          <w:p>
+            <w:pPr>
+              <w:jc w:val="center"/>
+            </w:pPr>
+            <w:r>
+              <w:rPr>
+                <w:rFonts w:ascii="Times New Roman" w:hAnsi="Times New Roman"/>
+                <w:b/>
+                <w:color w:val="1F4E79"/>
+                <w:sz w:val="17"/>
+              </w:rPr>
+              <w:t>Residual</w:t>
+            </w:r>
+          </w:p>
+        </w:tc>
+        <w:tc>
+          <w:tcPr>
+            <w:tcW w:type="dxa" w:w="2520"/>
+          </w:tcPr>
+          <w:p>
+            <w:pPr>
+              <w:jc w:val="center"/>
+            </w:pPr>
+            <w:r>
+              <w:rPr>
+                <w:rFonts w:ascii="Times New Roman" w:hAnsi="Times New Roman"/>
+                <w:b/>
+                <w:color w:val="1F4E79"/>
+                <w:sz w:val="17"/>
+              </w:rPr>
+              <w:t>Better</w:t>
+            </w:r>
+          </w:p>
+        </w:tc>
+      </w:tr>
+      <w:tr>
+        <w:tc>
+          <w:tcPr>
+            <w:tcW w:type="dxa" w:w="2520"/>
+          </w:tcPr>
+          <w:p>
+            <w:pPr>
+              <w:jc w:val="center"/>
+            </w:pPr>
+            <w:r>
+              <w:rPr>
+                <w:rFonts w:ascii="Times New Roman" w:hAnsi="Times New Roman"/>
+                <w:sz w:val="17"/>
+              </w:rPr>
+              <w:t>MSE</w:t>
+            </w:r>
+          </w:p>
+        </w:tc>
+        <w:tc>
+          <w:tcPr>
+            <w:tcW w:type="dxa" w:w="2520"/>
+          </w:tcPr>
+          <w:p>
+            <w:pPr>
+              <w:jc w:val="center"/>
+            </w:pPr>
+            <w:r>
+              <w:rPr>
+                <w:rFonts w:ascii="Times New Roman" w:hAnsi="Times New Roman"/>
+                <w:sz w:val="17"/>
+              </w:rPr>
+              <w:t>0.034294</w:t>
+            </w:r>
+          </w:p>
+        </w:tc>
+        <w:tc>
+          <w:tcPr>
+            <w:tcW w:type="dxa" w:w="2520"/>
+          </w:tcPr>
+          <w:p>
+            <w:pPr>
+              <w:jc w:val="center"/>
+            </w:pPr>
+            <w:r>
+              <w:rPr>
+                <w:rFonts w:ascii="Times New Roman" w:hAnsi="Times New Roman"/>
+                <w:sz w:val="17"/>
+              </w:rPr>
+              <w:t>0.035727</w:t>
+            </w:r>
+          </w:p>
+        </w:tc>
+        <w:tc>
+          <w:tcPr>
+            <w:tcW w:type="dxa" w:w="2520"/>
+          </w:tcPr>
+          <w:p>
+            <w:pPr>
+              <w:jc w:val="center"/>
+            </w:pPr>
+            <w:r>
+              <w:rPr>
+                <w:rFonts w:ascii="Times New Roman" w:hAnsi="Times New Roman"/>
+                <w:sz w:val="17"/>
+              </w:rPr>
+              <w:t>Matched U-Net</w:t>
+            </w:r>
+          </w:p>
+        </w:tc>
+      </w:tr>
+      <w:tr>
+        <w:tc>
+          <w:tcPr>
+            <w:tcW w:type="dxa" w:w="2520"/>
+          </w:tcPr>
+          <w:p>
+            <w:pPr>
+              <w:jc w:val="center"/>
+            </w:pPr>
+            <w:r>
+              <w:rPr>
+                <w:rFonts w:ascii="Times New Roman" w:hAnsi="Times New Roman"/>
+                <w:sz w:val="17"/>
+              </w:rPr>
+              <w:t>PSNR</w:t>
+            </w:r>
+          </w:p>
+        </w:tc>
+        <w:tc>
+          <w:tcPr>
+            <w:tcW w:type="dxa" w:w="2520"/>
+          </w:tcPr>
+          <w:p>
+            <w:pPr>
+              <w:jc w:val="center"/>
+            </w:pPr>
+            <w:r>
+              <w:rPr>
+                <w:rFonts w:ascii="Times New Roman" w:hAnsi="Times New Roman"/>
+                <w:sz w:val="17"/>
+              </w:rPr>
+              <w:t>16.356273</w:t>
+            </w:r>
+          </w:p>
+        </w:tc>
+        <w:tc>
+          <w:tcPr>
+            <w:tcW w:type="dxa" w:w="2520"/>
+          </w:tcPr>
+          <w:p>
+            <w:pPr>
+              <w:jc w:val="center"/>
+            </w:pPr>
+            <w:r>
+              <w:rPr>
+                <w:rFonts w:ascii="Times New Roman" w:hAnsi="Times New Roman"/>
+                <w:sz w:val="17"/>
+              </w:rPr>
+              <w:t>16.304393</w:t>
+            </w:r>
+          </w:p>
+        </w:tc>
+        <w:tc>
+          <w:tcPr>
+            <w:tcW w:type="dxa" w:w="2520"/>
+          </w:tcPr>
+          <w:p>
+            <w:pPr>
+              <w:jc w:val="center"/>
+            </w:pPr>
+            <w:r>
+              <w:rPr>
+                <w:rFonts w:ascii="Times New Roman" w:hAnsi="Times New Roman"/>
+                <w:sz w:val="17"/>
+              </w:rPr>
+              <w:t>Matched U-Net</w:t>
+            </w:r>
+          </w:p>
+        </w:tc>
+      </w:tr>
+      <w:tr>
+        <w:tc>
+          <w:tcPr>
+            <w:tcW w:type="dxa" w:w="2520"/>
+          </w:tcPr>
+          <w:p>
+            <w:pPr>
+              <w:jc w:val="center"/>
+            </w:pPr>
+            <w:r>
+              <w:rPr>
+                <w:rFonts w:ascii="Times New Roman" w:hAnsi="Times New Roman"/>
+                <w:sz w:val="17"/>
+              </w:rPr>
+              <w:t>SSIM</w:t>
+            </w:r>
+          </w:p>
+        </w:tc>
+        <w:tc>
+          <w:tcPr>
+            <w:tcW w:type="dxa" w:w="2520"/>
+          </w:tcPr>
+          <w:p>
+            <w:pPr>
+              <w:jc w:val="center"/>
+            </w:pPr>
+            <w:r>
+              <w:rPr>
+                <w:rFonts w:ascii="Times New Roman" w:hAnsi="Times New Roman"/>
+                <w:sz w:val="17"/>
+              </w:rPr>
+              <w:t>0.746291</w:t>
+            </w:r>
+          </w:p>
+        </w:tc>
+        <w:tc>
+          <w:tcPr>
+            <w:tcW w:type="dxa" w:w="2520"/>
+          </w:tcPr>
+          <w:p>
+            <w:pPr>
+              <w:jc w:val="center"/>
+            </w:pPr>
+            <w:r>
+              <w:rPr>
+                <w:rFonts w:ascii="Times New Roman" w:hAnsi="Times New Roman"/>
+                <w:sz w:val="17"/>
+              </w:rPr>
+              <w:t>0.788963</w:t>
+            </w:r>
+          </w:p>
+        </w:tc>
+        <w:tc>
+          <w:tcPr>
+            <w:tcW w:type="dxa" w:w="2520"/>
+          </w:tcPr>
+          <w:p>
+            <w:pPr>
+              <w:jc w:val="center"/>
+            </w:pPr>
+            <w:r>
+              <w:rPr>
+                <w:rFonts w:ascii="Times New Roman" w:hAnsi="Times New Roman"/>
+                <w:sz w:val="17"/>
+              </w:rPr>
+              <w:t>Residual</w:t>
+            </w:r>
+          </w:p>
+        </w:tc>
+      </w:tr>
+      <w:tr>
+        <w:tc>
+          <w:tcPr>
+            <w:tcW w:type="dxa" w:w="2520"/>
+          </w:tcPr>
+          <w:p>
+            <w:pPr>
+              <w:jc w:val="center"/>
+            </w:pPr>
+            <w:r>
+              <w:rPr>
+                <w:rFonts w:ascii="Times New Roman" w:hAnsi="Times New Roman"/>
+                <w:sz w:val="17"/>
+              </w:rPr>
+              <w:t>Delta E</w:t>
+            </w:r>
+          </w:p>
+        </w:tc>
+        <w:tc>
+          <w:tcPr>
+            <w:tcW w:type="dxa" w:w="2520"/>
+          </w:tcPr>
+          <w:p>
+            <w:pPr>
+              <w:jc w:val="center"/>
+            </w:pPr>
+            <w:r>
+              <w:rPr>
+                <w:rFonts w:ascii="Times New Roman" w:hAnsi="Times New Roman"/>
+                <w:sz w:val="17"/>
+              </w:rPr>
+              <w:t>27.225774</w:t>
+            </w:r>
+          </w:p>
+        </w:tc>
+        <w:tc>
+          <w:tcPr>
+            <w:tcW w:type="dxa" w:w="2520"/>
+          </w:tcPr>
+          <w:p>
+            <w:pPr>
+              <w:jc w:val="center"/>
+            </w:pPr>
+            <w:r>
+              <w:rPr>
+                <w:rFonts w:ascii="Times New Roman" w:hAnsi="Times New Roman"/>
+                <w:sz w:val="17"/>
+              </w:rPr>
+              <w:t>26.840257</w:t>
+            </w:r>
+          </w:p>
+        </w:tc>
+        <w:tc>
+          <w:tcPr>
+            <w:tcW w:type="dxa" w:w="2520"/>
+          </w:tcPr>
+          <w:p>
+            <w:pPr>
+              <w:jc w:val="center"/>
+            </w:pPr>
+            <w:r>
+              <w:rPr>
+                <w:rFonts w:ascii="Times New Roman" w:hAnsi="Times New Roman"/>
+                <w:sz w:val="17"/>
+              </w:rPr>
+              <w:t>Residual</w:t>
+            </w:r>
+          </w:p>
+        </w:tc>
+      </w:tr>
+      <w:tr>
+        <w:tc>
+          <w:tcPr>
+            <w:tcW w:type="dxa" w:w="2520"/>
+          </w:tcPr>
+          <w:p>
+            <w:pPr>
+              <w:jc w:val="center"/>
+            </w:pPr>
+            <w:r>
+              <w:rPr>
+                <w:rFonts w:ascii="Times New Roman" w:hAnsi="Times New Roman"/>
+                <w:sz w:val="17"/>
+              </w:rPr>
+              <w:t>Entropy</w:t>
+            </w:r>
+          </w:p>
+        </w:tc>
+        <w:tc>
+          <w:tcPr>
+            <w:tcW w:type="dxa" w:w="2520"/>
+          </w:tcPr>
+          <w:p>
+            <w:pPr>
+              <w:jc w:val="center"/>
+            </w:pPr>
+            <w:r>
+              <w:rPr>
+                <w:rFonts w:ascii="Times New Roman" w:hAnsi="Times New Roman"/>
+                <w:sz w:val="17"/>
+              </w:rPr>
+              <w:t>4.790907</w:t>
+            </w:r>
+          </w:p>
+        </w:tc>
+        <w:tc>
+          <w:tcPr>
+            <w:tcW w:type="dxa" w:w="2520"/>
+          </w:tcPr>
+          <w:p>
+            <w:pPr>
+              <w:jc w:val="center"/>
+            </w:pPr>
+            <w:r>
+              <w:rPr>
+                <w:rFonts w:ascii="Times New Roman" w:hAnsi="Times New Roman"/>
+                <w:sz w:val="17"/>
+              </w:rPr>
+              <w:t>4.368050</w:t>
+            </w:r>
+          </w:p>
+        </w:tc>
+        <w:tc>
+          <w:tcPr>
+            <w:tcW w:type="dxa" w:w="2520"/>
+          </w:tcPr>
+          <w:p>
+            <w:pPr>
+              <w:jc w:val="center"/>
+            </w:pPr>
+            <w:r>
+              <w:rPr>
+                <w:rFonts w:ascii="Times New Roman" w:hAnsi="Times New Roman"/>
+                <w:sz w:val="17"/>
+              </w:rPr>
+              <w:t>Residual</w:t>
+            </w:r>
+          </w:p>
+        </w:tc>
+      </w:tr>
+    </w:tbl>
+    <w:p/>
+    <w:p>
+      <w:pPr>
+        <w:spacing w:before="40" w:after="20"/>
+        <w:jc w:val="center"/>
+      </w:pPr>
+      <w:r>
+        <w:drawing>
+          <wp:inline xmlns:a="http://schemas.openxmlformats.org/drawingml/2006/main" xmlns:pic="http://schemas.openxmlformats.org/drawingml/2006/picture">
+            <wp:extent cx="5120640" cy="8107680"/>
+            <wp:docPr id="1" name="Picture 1"/>
+            <wp:cNvGraphicFramePr>
+              <a:graphicFrameLocks noChangeAspect="1"/>
+            </wp:cNvGraphicFramePr>
+            <a:graphic>
+              <a:graphicData uri="http://schemas.openxmlformats.org/drawingml/2006/picture">
+                <pic:pic>
+                  <pic:nvPicPr>
+                    <pic:cNvPr id="0" name="baseline_comparison_grid.png"/>
+                    <pic:cNvPicPr/>
+                  </pic:nvPicPr>
+                  <pic:blipFill>
+                    <a:blip r:embed="rId9"/>
+                    <a:stretch>
+                      <a:fillRect/>
+                    </a:stretch>
+                  </pic:blipFill>
+                  <pic:spPr>
+                    <a:xfrm>
+                      <a:off x="0" y="0"/>
+                      <a:ext cx="5120640" cy="8107680"/>
+                    </a:xfrm>
+                    <a:prstGeom prst="rect"/>
+                  </pic:spPr>
+                </pic:pic>
+              </a:graphicData>
+            </a:graphic>
+          </wp:inline>
+        </w:drawing>
+      </w:r>
+    </w:p>
+    <w:p>
+      <w:pPr>
+        <w:spacing w:after="100"/>
+        <w:jc w:val="center"/>
+      </w:pPr>
+      <w:r>
+        <w:rPr>
+          <w:i/>
+          <w:sz w:val="17"/>
+        </w:rPr>
+        <w:t>Parameter-matched U-Net examples.</w:t>
+      </w:r>
+    </w:p>
+    <w:p>
+      <w:pPr>
+        <w:spacing w:before="40" w:after="20"/>
+        <w:jc w:val="center"/>
+      </w:pPr>
+      <w:r>
+        <w:drawing>
+          <wp:inline xmlns:a="http://schemas.openxmlformats.org/drawingml/2006/main" xmlns:pic="http://schemas.openxmlformats.org/drawingml/2006/picture">
+            <wp:extent cx="5120640" cy="2438400"/>
+            <wp:docPr id="2" name="Picture 2"/>
+            <wp:cNvGraphicFramePr>
+              <a:graphicFrameLocks noChangeAspect="1"/>
+            </wp:cNvGraphicFramePr>
+            <a:graphic>
+              <a:graphicData uri="http://schemas.openxmlformats.org/drawingml/2006/picture">
+                <pic:pic>
+                  <pic:nvPicPr>
+                    <pic:cNvPr id="0" name="mse_comparison.png"/>
+                    <pic:cNvPicPr/>
+                  </pic:nvPicPr>
+                  <pic:blipFill>
+                    <a:blip r:embed="rId10"/>
+                    <a:stretch>
+                      <a:fillRect/>
+                    </a:stretch>
+                  </pic:blipFill>
+                  <pic:spPr>
+                    <a:xfrm>
+                      <a:off x="0" y="0"/>
+                      <a:ext cx="5120640" cy="2438400"/>
+                    </a:xfrm>
+                    <a:prstGeom prst="rect"/>
+                  </pic:spPr>
+                </pic:pic>
+              </a:graphicData>
+            </a:graphic>
+          </wp:inline>
+        </w:drawing>
+      </w:r>
+    </w:p>
+    <w:p>
+      <w:pPr>
+        <w:spacing w:after="100"/>
+        <w:jc w:val="center"/>
+      </w:pPr>
+      <w:r>
+        <w:rPr>
+          <w:i/>
+          <w:sz w:val="17"/>
+        </w:rPr>
+        <w:t>MSE comparison showing the capacity-control effect.</w:t>
+      </w:r>
+    </w:p>
+    <w:p>
+      <w:pPr>
+        <w:spacing w:before="140" w:after="40"/>
+      </w:pPr>
+      <w:r>
+        <w:rPr>
+          <w:b/>
+          <w:sz w:val="24"/>
+        </w:rPr>
+        <w:t>Notes</w:t>
       </w:r>
     </w:p>
     <w:p>
       <w:pPr>
         <w:pStyle w:val="ListBullet"/>
+        <w:spacing w:after="20"/>
       </w:pPr>
       <w:r>
-        <w:t>Capacity-control metric table</w:t>
-      </w:r>
-    </w:p>
-    <w:p>
-      <w:pPr>
-        <w:pStyle w:val="ListBullet"/>
-      </w:pPr>
-      <w:r>
-        <w:t>External inference outputs</w:t>
-      </w:r>
-    </w:p>
-    <w:p>
-      <w:pPr>
-        <w:pStyle w:val="ListBullet"/>
-      </w:pPr>
-      <w:r>
-        <w:t>Failure analysis examples</w:t>
-      </w:r>
-    </w:p>
-    <w:p>
-      <w:pPr>
-        <w:pStyle w:val="Heading2"/>
-      </w:pPr>
-      <w:r>
-        <w:t>Limitations / Notes</w:t>
-      </w:r>
-    </w:p>
-    <w:p>
-      <w:r>
-        <w:t>This checkpoint summarizes progress evidence. Final quantitative claims are based on the fixed 368-image paired test split.</w:t>
-      </w:r>
-    </w:p>
-    <w:p>
-      <w:pPr>
-        <w:pStyle w:val="Heading2"/>
-      </w:pPr>
-      <w:r>
-        <w:t>Next Step</w:t>
-      </w:r>
-    </w:p>
-    <w:p>
-      <w:r>
-        <w:t>Submit the final report and presentation materials.</w:t>
+        <w:t>External datasets are qualitative only because paired clear references are not available.</w:t>
       </w:r>
     </w:p>
     <w:sectPr>
       <w:pgSz w:w="12240" w:h="15840"/>
-      <w:pgMar w:top="1440" w:right="1800" w:bottom="1440" w:left="1800" w:header="720" w:footer="720" w:gutter="0"/>
+      <w:pgMar w:top="936" w:right="1080" w:bottom="936" w:left="1080" w:header="720" w:footer="720" w:gutter="0"/>
       <w:cols w:space="720"/>
       <w:docGrid w:linePitch="360"/>
     </w:sectPr>
@@ -510,6 +1055,10 @@
     <w:name w:val="Normal"/>
     <w:qFormat/>
     <w:rsid w:val="00FC693F"/>
+    <w:rPr>
+      <w:rFonts w:ascii="Times New Roman" w:hAnsi="Times New Roman"/>
+      <w:sz w:val="21"/>
+    </w:rPr>
   </w:style>
   <w:style w:type="paragraph" w:styleId="Header">
     <w:name w:val="header"/>

--- a/docs/supervisor_checkpoints/checkpoint_06_ablation_generalization.docx
+++ b/docs/supervisor_checkpoints/checkpoint_06_ablation_generalization.docx
@@ -8,11 +8,12 @@
       </w:pPr>
       <w:r>
         <w:rPr>
+          <w:rFonts w:ascii="Arial" w:hAnsi="Arial"/>
           <w:b/>
-          <w:color w:val="1F4E79"/>
+          <w:color w:val="000000"/>
           <w:sz w:val="32"/>
         </w:rPr>
-        <w:t>Checkpoint 6: Capacity Control and Generalization</w:t>
+        <w:t>Checkpoint 6: Parameter-Matched Capacity Control</w:t>
       </w:r>
     </w:p>
     <w:p>
@@ -21,6 +22,7 @@
       </w:pPr>
       <w:r>
         <w:rPr>
+          <w:rFonts w:ascii="Arial" w:hAnsi="Arial"/>
           <w:b/>
           <w:sz w:val="24"/>
         </w:rPr>
@@ -33,7 +35,7 @@
         <w:jc w:val="both"/>
       </w:pPr>
       <w:r>
-        <w:t>Check parameter-count effects and evaluate qualitative behavior on unpaired external inputs.</w:t>
+        <w:t>Check whether the main architecture comparison is explained by parameter count.</w:t>
       </w:r>
     </w:p>
     <w:p>
@@ -42,6 +44,7 @@
       </w:pPr>
       <w:r>
         <w:rPr>
+          <w:rFonts w:ascii="Arial" w:hAnsi="Arial"/>
           <w:b/>
           <w:sz w:val="24"/>
         </w:rPr>
@@ -67,6 +70,7 @@
       </w:pPr>
       <w:r>
         <w:rPr>
+          <w:rFonts w:ascii="Arial" w:hAnsi="Arial"/>
           <w:b/>
           <w:sz w:val="24"/>
         </w:rPr>
@@ -97,7 +101,7 @@
         <w:spacing w:after="20"/>
       </w:pPr>
       <w:r>
-        <w:t>Ran qualitative inference on unpaired turbid images and video-derived frames.</w:t>
+        <w:t>Qualified the final conclusion using metric-specific capacity-control evidence.</w:t>
       </w:r>
     </w:p>
     <w:p>
@@ -106,6 +110,7 @@
       </w:pPr>
       <w:r>
         <w:rPr>
+          <w:rFonts w:ascii="Arial" w:hAnsi="Arial"/>
           <w:b/>
           <w:sz w:val="24"/>
         </w:rPr>
@@ -120,15 +125,15 @@
         <w:tblLook w:firstColumn="1" w:firstRow="1" w:lastColumn="0" w:lastRow="0" w:noHBand="0" w:noVBand="1" w:val="04A0"/>
       </w:tblPr>
       <w:tblGrid>
-        <w:gridCol w:w="2520"/>
-        <w:gridCol w:w="2520"/>
-        <w:gridCol w:w="2520"/>
-        <w:gridCol w:w="2520"/>
+        <w:gridCol w:w="2412"/>
+        <w:gridCol w:w="2412"/>
+        <w:gridCol w:w="2412"/>
+        <w:gridCol w:w="2412"/>
       </w:tblGrid>
       <w:tr>
         <w:tc>
           <w:tcPr>
-            <w:tcW w:type="dxa" w:w="2520"/>
+            <w:tcW w:type="dxa" w:w="2412"/>
           </w:tcPr>
           <w:p>
             <w:pPr>
@@ -136,10 +141,10 @@
             </w:pPr>
             <w:r>
               <w:rPr>
-                <w:rFonts w:ascii="Times New Roman" w:hAnsi="Times New Roman"/>
+                <w:rFonts w:ascii="Calibri" w:hAnsi="Calibri"/>
                 <w:b/>
-                <w:color w:val="1F4E79"/>
-                <w:sz w:val="17"/>
+                <w:color w:val="000000"/>
+                <w:sz w:val="18"/>
               </w:rPr>
               <w:t>Metric</w:t>
             </w:r>
@@ -147,7 +152,7 @@
         </w:tc>
         <w:tc>
           <w:tcPr>
-            <w:tcW w:type="dxa" w:w="2520"/>
+            <w:tcW w:type="dxa" w:w="2412"/>
           </w:tcPr>
           <w:p>
             <w:pPr>
@@ -155,10 +160,10 @@
             </w:pPr>
             <w:r>
               <w:rPr>
-                <w:rFonts w:ascii="Times New Roman" w:hAnsi="Times New Roman"/>
+                <w:rFonts w:ascii="Calibri" w:hAnsi="Calibri"/>
                 <w:b/>
-                <w:color w:val="1F4E79"/>
-                <w:sz w:val="17"/>
+                <w:color w:val="000000"/>
+                <w:sz w:val="18"/>
               </w:rPr>
               <w:t>Matched U-Net</w:t>
             </w:r>
@@ -166,7 +171,7 @@
         </w:tc>
         <w:tc>
           <w:tcPr>
-            <w:tcW w:type="dxa" w:w="2520"/>
+            <w:tcW w:type="dxa" w:w="2412"/>
           </w:tcPr>
           <w:p>
             <w:pPr>
@@ -174,10 +179,10 @@
             </w:pPr>
             <w:r>
               <w:rPr>
-                <w:rFonts w:ascii="Times New Roman" w:hAnsi="Times New Roman"/>
+                <w:rFonts w:ascii="Calibri" w:hAnsi="Calibri"/>
                 <w:b/>
-                <w:color w:val="1F4E79"/>
-                <w:sz w:val="17"/>
+                <w:color w:val="000000"/>
+                <w:sz w:val="18"/>
               </w:rPr>
               <w:t>Residual</w:t>
             </w:r>
@@ -185,7 +190,7 @@
         </w:tc>
         <w:tc>
           <w:tcPr>
-            <w:tcW w:type="dxa" w:w="2520"/>
+            <w:tcW w:type="dxa" w:w="2412"/>
           </w:tcPr>
           <w:p>
             <w:pPr>
@@ -193,10 +198,10 @@
             </w:pPr>
             <w:r>
               <w:rPr>
-                <w:rFonts w:ascii="Times New Roman" w:hAnsi="Times New Roman"/>
+                <w:rFonts w:ascii="Calibri" w:hAnsi="Calibri"/>
                 <w:b/>
-                <w:color w:val="1F4E79"/>
-                <w:sz w:val="17"/>
+                <w:color w:val="000000"/>
+                <w:sz w:val="18"/>
               </w:rPr>
               <w:t>Better</w:t>
             </w:r>
@@ -206,7 +211,7 @@
       <w:tr>
         <w:tc>
           <w:tcPr>
-            <w:tcW w:type="dxa" w:w="2520"/>
+            <w:tcW w:type="dxa" w:w="2412"/>
           </w:tcPr>
           <w:p>
             <w:pPr>
@@ -214,8 +219,8 @@
             </w:pPr>
             <w:r>
               <w:rPr>
-                <w:rFonts w:ascii="Times New Roman" w:hAnsi="Times New Roman"/>
-                <w:sz w:val="17"/>
+                <w:rFonts w:ascii="Calibri" w:hAnsi="Calibri"/>
+                <w:sz w:val="18"/>
               </w:rPr>
               <w:t>MSE</w:t>
             </w:r>
@@ -223,7 +228,7 @@
         </w:tc>
         <w:tc>
           <w:tcPr>
-            <w:tcW w:type="dxa" w:w="2520"/>
+            <w:tcW w:type="dxa" w:w="2412"/>
           </w:tcPr>
           <w:p>
             <w:pPr>
@@ -231,8 +236,8 @@
             </w:pPr>
             <w:r>
               <w:rPr>
-                <w:rFonts w:ascii="Times New Roman" w:hAnsi="Times New Roman"/>
-                <w:sz w:val="17"/>
+                <w:rFonts w:ascii="Calibri" w:hAnsi="Calibri"/>
+                <w:sz w:val="18"/>
               </w:rPr>
               <w:t>0.034294</w:t>
             </w:r>
@@ -240,7 +245,7 @@
         </w:tc>
         <w:tc>
           <w:tcPr>
-            <w:tcW w:type="dxa" w:w="2520"/>
+            <w:tcW w:type="dxa" w:w="2412"/>
           </w:tcPr>
           <w:p>
             <w:pPr>
@@ -248,8 +253,8 @@
             </w:pPr>
             <w:r>
               <w:rPr>
-                <w:rFonts w:ascii="Times New Roman" w:hAnsi="Times New Roman"/>
-                <w:sz w:val="17"/>
+                <w:rFonts w:ascii="Calibri" w:hAnsi="Calibri"/>
+                <w:sz w:val="18"/>
               </w:rPr>
               <w:t>0.035727</w:t>
             </w:r>
@@ -257,7 +262,7 @@
         </w:tc>
         <w:tc>
           <w:tcPr>
-            <w:tcW w:type="dxa" w:w="2520"/>
+            <w:tcW w:type="dxa" w:w="2412"/>
           </w:tcPr>
           <w:p>
             <w:pPr>
@@ -265,8 +270,8 @@
             </w:pPr>
             <w:r>
               <w:rPr>
-                <w:rFonts w:ascii="Times New Roman" w:hAnsi="Times New Roman"/>
-                <w:sz w:val="17"/>
+                <w:rFonts w:ascii="Calibri" w:hAnsi="Calibri"/>
+                <w:sz w:val="18"/>
               </w:rPr>
               <w:t>Matched U-Net</w:t>
             </w:r>
@@ -276,7 +281,7 @@
       <w:tr>
         <w:tc>
           <w:tcPr>
-            <w:tcW w:type="dxa" w:w="2520"/>
+            <w:tcW w:type="dxa" w:w="2412"/>
           </w:tcPr>
           <w:p>
             <w:pPr>
@@ -284,8 +289,8 @@
             </w:pPr>
             <w:r>
               <w:rPr>
-                <w:rFonts w:ascii="Times New Roman" w:hAnsi="Times New Roman"/>
-                <w:sz w:val="17"/>
+                <w:rFonts w:ascii="Calibri" w:hAnsi="Calibri"/>
+                <w:sz w:val="18"/>
               </w:rPr>
               <w:t>PSNR</w:t>
             </w:r>
@@ -293,7 +298,7 @@
         </w:tc>
         <w:tc>
           <w:tcPr>
-            <w:tcW w:type="dxa" w:w="2520"/>
+            <w:tcW w:type="dxa" w:w="2412"/>
           </w:tcPr>
           <w:p>
             <w:pPr>
@@ -301,8 +306,8 @@
             </w:pPr>
             <w:r>
               <w:rPr>
-                <w:rFonts w:ascii="Times New Roman" w:hAnsi="Times New Roman"/>
-                <w:sz w:val="17"/>
+                <w:rFonts w:ascii="Calibri" w:hAnsi="Calibri"/>
+                <w:sz w:val="18"/>
               </w:rPr>
               <w:t>16.356273</w:t>
             </w:r>
@@ -310,7 +315,7 @@
         </w:tc>
         <w:tc>
           <w:tcPr>
-            <w:tcW w:type="dxa" w:w="2520"/>
+            <w:tcW w:type="dxa" w:w="2412"/>
           </w:tcPr>
           <w:p>
             <w:pPr>
@@ -318,8 +323,8 @@
             </w:pPr>
             <w:r>
               <w:rPr>
-                <w:rFonts w:ascii="Times New Roman" w:hAnsi="Times New Roman"/>
-                <w:sz w:val="17"/>
+                <w:rFonts w:ascii="Calibri" w:hAnsi="Calibri"/>
+                <w:sz w:val="18"/>
               </w:rPr>
               <w:t>16.304393</w:t>
             </w:r>
@@ -327,7 +332,7 @@
         </w:tc>
         <w:tc>
           <w:tcPr>
-            <w:tcW w:type="dxa" w:w="2520"/>
+            <w:tcW w:type="dxa" w:w="2412"/>
           </w:tcPr>
           <w:p>
             <w:pPr>
@@ -335,8 +340,8 @@
             </w:pPr>
             <w:r>
               <w:rPr>
-                <w:rFonts w:ascii="Times New Roman" w:hAnsi="Times New Roman"/>
-                <w:sz w:val="17"/>
+                <w:rFonts w:ascii="Calibri" w:hAnsi="Calibri"/>
+                <w:sz w:val="18"/>
               </w:rPr>
               <w:t>Matched U-Net</w:t>
             </w:r>
@@ -346,7 +351,7 @@
       <w:tr>
         <w:tc>
           <w:tcPr>
-            <w:tcW w:type="dxa" w:w="2520"/>
+            <w:tcW w:type="dxa" w:w="2412"/>
           </w:tcPr>
           <w:p>
             <w:pPr>
@@ -354,8 +359,8 @@
             </w:pPr>
             <w:r>
               <w:rPr>
-                <w:rFonts w:ascii="Times New Roman" w:hAnsi="Times New Roman"/>
-                <w:sz w:val="17"/>
+                <w:rFonts w:ascii="Calibri" w:hAnsi="Calibri"/>
+                <w:sz w:val="18"/>
               </w:rPr>
               <w:t>SSIM</w:t>
             </w:r>
@@ -363,7 +368,7 @@
         </w:tc>
         <w:tc>
           <w:tcPr>
-            <w:tcW w:type="dxa" w:w="2520"/>
+            <w:tcW w:type="dxa" w:w="2412"/>
           </w:tcPr>
           <w:p>
             <w:pPr>
@@ -371,8 +376,8 @@
             </w:pPr>
             <w:r>
               <w:rPr>
-                <w:rFonts w:ascii="Times New Roman" w:hAnsi="Times New Roman"/>
-                <w:sz w:val="17"/>
+                <w:rFonts w:ascii="Calibri" w:hAnsi="Calibri"/>
+                <w:sz w:val="18"/>
               </w:rPr>
               <w:t>0.746291</w:t>
             </w:r>
@@ -380,7 +385,7 @@
         </w:tc>
         <w:tc>
           <w:tcPr>
-            <w:tcW w:type="dxa" w:w="2520"/>
+            <w:tcW w:type="dxa" w:w="2412"/>
           </w:tcPr>
           <w:p>
             <w:pPr>
@@ -388,8 +393,8 @@
             </w:pPr>
             <w:r>
               <w:rPr>
-                <w:rFonts w:ascii="Times New Roman" w:hAnsi="Times New Roman"/>
-                <w:sz w:val="17"/>
+                <w:rFonts w:ascii="Calibri" w:hAnsi="Calibri"/>
+                <w:sz w:val="18"/>
               </w:rPr>
               <w:t>0.788963</w:t>
             </w:r>
@@ -397,7 +402,7 @@
         </w:tc>
         <w:tc>
           <w:tcPr>
-            <w:tcW w:type="dxa" w:w="2520"/>
+            <w:tcW w:type="dxa" w:w="2412"/>
           </w:tcPr>
           <w:p>
             <w:pPr>
@@ -405,8 +410,8 @@
             </w:pPr>
             <w:r>
               <w:rPr>
-                <w:rFonts w:ascii="Times New Roman" w:hAnsi="Times New Roman"/>
-                <w:sz w:val="17"/>
+                <w:rFonts w:ascii="Calibri" w:hAnsi="Calibri"/>
+                <w:sz w:val="18"/>
               </w:rPr>
               <w:t>Residual</w:t>
             </w:r>
@@ -416,7 +421,7 @@
       <w:tr>
         <w:tc>
           <w:tcPr>
-            <w:tcW w:type="dxa" w:w="2520"/>
+            <w:tcW w:type="dxa" w:w="2412"/>
           </w:tcPr>
           <w:p>
             <w:pPr>
@@ -424,8 +429,8 @@
             </w:pPr>
             <w:r>
               <w:rPr>
-                <w:rFonts w:ascii="Times New Roman" w:hAnsi="Times New Roman"/>
-                <w:sz w:val="17"/>
+                <w:rFonts w:ascii="Calibri" w:hAnsi="Calibri"/>
+                <w:sz w:val="18"/>
               </w:rPr>
               <w:t>Delta E</w:t>
             </w:r>
@@ -433,7 +438,7 @@
         </w:tc>
         <w:tc>
           <w:tcPr>
-            <w:tcW w:type="dxa" w:w="2520"/>
+            <w:tcW w:type="dxa" w:w="2412"/>
           </w:tcPr>
           <w:p>
             <w:pPr>
@@ -441,8 +446,8 @@
             </w:pPr>
             <w:r>
               <w:rPr>
-                <w:rFonts w:ascii="Times New Roman" w:hAnsi="Times New Roman"/>
-                <w:sz w:val="17"/>
+                <w:rFonts w:ascii="Calibri" w:hAnsi="Calibri"/>
+                <w:sz w:val="18"/>
               </w:rPr>
               <w:t>27.225774</w:t>
             </w:r>
@@ -450,7 +455,7 @@
         </w:tc>
         <w:tc>
           <w:tcPr>
-            <w:tcW w:type="dxa" w:w="2520"/>
+            <w:tcW w:type="dxa" w:w="2412"/>
           </w:tcPr>
           <w:p>
             <w:pPr>
@@ -458,8 +463,8 @@
             </w:pPr>
             <w:r>
               <w:rPr>
-                <w:rFonts w:ascii="Times New Roman" w:hAnsi="Times New Roman"/>
-                <w:sz w:val="17"/>
+                <w:rFonts w:ascii="Calibri" w:hAnsi="Calibri"/>
+                <w:sz w:val="18"/>
               </w:rPr>
               <w:t>26.840257</w:t>
             </w:r>
@@ -467,7 +472,7 @@
         </w:tc>
         <w:tc>
           <w:tcPr>
-            <w:tcW w:type="dxa" w:w="2520"/>
+            <w:tcW w:type="dxa" w:w="2412"/>
           </w:tcPr>
           <w:p>
             <w:pPr>
@@ -475,8 +480,8 @@
             </w:pPr>
             <w:r>
               <w:rPr>
-                <w:rFonts w:ascii="Times New Roman" w:hAnsi="Times New Roman"/>
-                <w:sz w:val="17"/>
+                <w:rFonts w:ascii="Calibri" w:hAnsi="Calibri"/>
+                <w:sz w:val="18"/>
               </w:rPr>
               <w:t>Residual</w:t>
             </w:r>
@@ -486,7 +491,7 @@
       <w:tr>
         <w:tc>
           <w:tcPr>
-            <w:tcW w:type="dxa" w:w="2520"/>
+            <w:tcW w:type="dxa" w:w="2412"/>
           </w:tcPr>
           <w:p>
             <w:pPr>
@@ -494,8 +499,8 @@
             </w:pPr>
             <w:r>
               <w:rPr>
-                <w:rFonts w:ascii="Times New Roman" w:hAnsi="Times New Roman"/>
-                <w:sz w:val="17"/>
+                <w:rFonts w:ascii="Calibri" w:hAnsi="Calibri"/>
+                <w:sz w:val="18"/>
               </w:rPr>
               <w:t>Entropy</w:t>
             </w:r>
@@ -503,7 +508,7 @@
         </w:tc>
         <w:tc>
           <w:tcPr>
-            <w:tcW w:type="dxa" w:w="2520"/>
+            <w:tcW w:type="dxa" w:w="2412"/>
           </w:tcPr>
           <w:p>
             <w:pPr>
@@ -511,8 +516,8 @@
             </w:pPr>
             <w:r>
               <w:rPr>
-                <w:rFonts w:ascii="Times New Roman" w:hAnsi="Times New Roman"/>
-                <w:sz w:val="17"/>
+                <w:rFonts w:ascii="Calibri" w:hAnsi="Calibri"/>
+                <w:sz w:val="18"/>
               </w:rPr>
               <w:t>4.790907</w:t>
             </w:r>
@@ -520,7 +525,7 @@
         </w:tc>
         <w:tc>
           <w:tcPr>
-            <w:tcW w:type="dxa" w:w="2520"/>
+            <w:tcW w:type="dxa" w:w="2412"/>
           </w:tcPr>
           <w:p>
             <w:pPr>
@@ -528,8 +533,8 @@
             </w:pPr>
             <w:r>
               <w:rPr>
-                <w:rFonts w:ascii="Times New Roman" w:hAnsi="Times New Roman"/>
-                <w:sz w:val="17"/>
+                <w:rFonts w:ascii="Calibri" w:hAnsi="Calibri"/>
+                <w:sz w:val="18"/>
               </w:rPr>
               <w:t>4.368050</w:t>
             </w:r>
@@ -537,7 +542,7 @@
         </w:tc>
         <w:tc>
           <w:tcPr>
-            <w:tcW w:type="dxa" w:w="2520"/>
+            <w:tcW w:type="dxa" w:w="2412"/>
           </w:tcPr>
           <w:p>
             <w:pPr>
@@ -545,8 +550,8 @@
             </w:pPr>
             <w:r>
               <w:rPr>
-                <w:rFonts w:ascii="Times New Roman" w:hAnsi="Times New Roman"/>
-                <w:sz w:val="17"/>
+                <w:rFonts w:ascii="Calibri" w:hAnsi="Calibri"/>
+                <w:sz w:val="18"/>
               </w:rPr>
               <w:t>Residual</w:t>
             </w:r>
@@ -554,16 +559,38 @@
         </w:tc>
       </w:tr>
     </w:tbl>
-    <w:p/>
     <w:p>
       <w:pPr>
+        <w:spacing w:before="140" w:after="40"/>
+      </w:pPr>
+      <w:r>
+        <w:rPr>
+          <w:rFonts w:ascii="Arial" w:hAnsi="Arial"/>
+          <w:b/>
+          <w:sz w:val="24"/>
+        </w:rPr>
+        <w:t>Notes</w:t>
+      </w:r>
+    </w:p>
+    <w:p>
+      <w:pPr>
+        <w:pStyle w:val="ListBullet"/>
+        <w:spacing w:after="20"/>
+      </w:pPr>
+      <w:r>
+        <w:t>The residual model leads on SSIM and Delta E; the matched U-Net leads on MSE, MAE, and PSNR.</w:t>
+      </w:r>
+    </w:p>
+    <w:p>
+      <w:pPr>
+        <w:keepNext/>
         <w:spacing w:before="40" w:after="20"/>
         <w:jc w:val="center"/>
       </w:pPr>
       <w:r>
         <w:drawing>
           <wp:inline xmlns:a="http://schemas.openxmlformats.org/drawingml/2006/main" xmlns:pic="http://schemas.openxmlformats.org/drawingml/2006/picture">
-            <wp:extent cx="5120640" cy="8107680"/>
+            <wp:extent cx="5303520" cy="4329826"/>
             <wp:docPr id="1" name="Picture 1"/>
             <wp:cNvGraphicFramePr>
               <a:graphicFrameLocks noChangeAspect="1"/>
@@ -572,11 +599,11 @@
               <a:graphicData uri="http://schemas.openxmlformats.org/drawingml/2006/picture">
                 <pic:pic>
                   <pic:nvPicPr>
-                    <pic:cNvPr id="0" name="baseline_comparison_grid.png"/>
+                    <pic:cNvPr id="0" name="compact_capacity_comparison.png"/>
                     <pic:cNvPicPr/>
                   </pic:nvPicPr>
                   <pic:blipFill>
-                    <a:blip r:embed="rId9"/>
+                    <a:blip r:embed="rId10"/>
                     <a:stretch>
                       <a:fillRect/>
                     </a:stretch>
@@ -584,7 +611,7 @@
                   <pic:spPr>
                     <a:xfrm>
                       <a:off x="0" y="0"/>
-                      <a:ext cx="5120640" cy="8107680"/>
+                      <a:ext cx="5303520" cy="4329826"/>
                     </a:xfrm>
                     <a:prstGeom prst="rect"/>
                   </pic:spPr>
@@ -602,94 +629,39 @@
       </w:pPr>
       <w:r>
         <w:rPr>
+          <w:rFonts w:ascii="Calibri" w:hAnsi="Calibri"/>
           <w:i/>
           <w:sz w:val="17"/>
         </w:rPr>
-        <w:t>Parameter-matched U-Net examples.</w:t>
-      </w:r>
-    </w:p>
-    <w:p>
-      <w:pPr>
-        <w:spacing w:before="40" w:after="20"/>
-        <w:jc w:val="center"/>
-      </w:pPr>
-      <w:r>
-        <w:drawing>
-          <wp:inline xmlns:a="http://schemas.openxmlformats.org/drawingml/2006/main" xmlns:pic="http://schemas.openxmlformats.org/drawingml/2006/picture">
-            <wp:extent cx="5120640" cy="2438400"/>
-            <wp:docPr id="2" name="Picture 2"/>
-            <wp:cNvGraphicFramePr>
-              <a:graphicFrameLocks noChangeAspect="1"/>
-            </wp:cNvGraphicFramePr>
-            <a:graphic>
-              <a:graphicData uri="http://schemas.openxmlformats.org/drawingml/2006/picture">
-                <pic:pic>
-                  <pic:nvPicPr>
-                    <pic:cNvPr id="0" name="mse_comparison.png"/>
-                    <pic:cNvPicPr/>
-                  </pic:nvPicPr>
-                  <pic:blipFill>
-                    <a:blip r:embed="rId10"/>
-                    <a:stretch>
-                      <a:fillRect/>
-                    </a:stretch>
-                  </pic:blipFill>
-                  <pic:spPr>
-                    <a:xfrm>
-                      <a:off x="0" y="0"/>
-                      <a:ext cx="5120640" cy="2438400"/>
-                    </a:xfrm>
-                    <a:prstGeom prst="rect"/>
-                  </pic:spPr>
-                </pic:pic>
-              </a:graphicData>
-            </a:graphic>
-          </wp:inline>
-        </w:drawing>
-      </w:r>
-    </w:p>
-    <w:p>
-      <w:pPr>
-        <w:spacing w:after="100"/>
-        <w:jc w:val="center"/>
-      </w:pPr>
-      <w:r>
-        <w:rPr>
-          <w:i/>
-          <w:sz w:val="17"/>
-        </w:rPr>
-        <w:t>MSE comparison showing the capacity-control effect.</w:t>
-      </w:r>
-    </w:p>
-    <w:p>
-      <w:pPr>
-        <w:spacing w:before="140" w:after="40"/>
-      </w:pPr>
-      <w:r>
-        <w:rPr>
-          <w:b/>
-          <w:sz w:val="24"/>
-        </w:rPr>
-        <w:t>Notes</w:t>
-      </w:r>
-    </w:p>
-    <w:p>
-      <w:pPr>
-        <w:pStyle w:val="ListBullet"/>
-        <w:spacing w:after="20"/>
-      </w:pPr>
-      <w:r>
-        <w:t>External datasets are qualitative only because paired clear references are not available.</w:t>
+        <w:t>Matching parameter-matched U-Net and residual restoration examples.</w:t>
       </w:r>
     </w:p>
     <w:sectPr>
+      <w:footerReference w:type="default" r:id="rId9"/>
       <w:pgSz w:w="12240" w:h="15840"/>
-      <w:pgMar w:top="936" w:right="1080" w:bottom="936" w:left="1080" w:header="720" w:footer="720" w:gutter="0"/>
+      <w:pgMar w:top="1152" w:right="1296" w:bottom="1008" w:left="1296" w:header="720" w:footer="432" w:gutter="0"/>
       <w:cols w:space="720"/>
       <w:docGrid w:linePitch="360"/>
     </w:sectPr>
   </w:body>
 </w:document>
+</file>
+
+<file path=word/footer1.xml><?xml version="1.0" encoding="utf-8"?>
+<w:ftr xmlns:m="http://schemas.openxmlformats.org/officeDocument/2006/math" xmlns:mc="http://schemas.openxmlformats.org/markup-compatibility/2006" xmlns:mo="http://schemas.microsoft.com/office/mac/office/2008/main" xmlns:mv="urn:schemas-microsoft-com:mac:vml" xmlns:o="urn:schemas-microsoft-com:office:office" xmlns:r="http://schemas.openxmlformats.org/officeDocument/2006/relationships" xmlns:v="urn:schemas-microsoft-com:vml" xmlns:w10="urn:schemas-microsoft-com:office:word" xmlns:w14="http://schemas.microsoft.com/office/word/2010/wordml" xmlns:w="http://schemas.openxmlformats.org/wordprocessingml/2006/main" xmlns:wne="http://schemas.microsoft.com/office/word/2006/wordml" xmlns:wp14="http://schemas.microsoft.com/office/word/2010/wordprocessingDrawing" xmlns:wp="http://schemas.openxmlformats.org/drawingml/2006/wordprocessingDrawing" xmlns:wpc="http://schemas.microsoft.com/office/word/2010/wordprocessingCanvas" xmlns:wpg="http://schemas.microsoft.com/office/word/2010/wordprocessingGroup" xmlns:wpi="http://schemas.microsoft.com/office/word/2010/wordprocessingInk" xmlns:wps="http://schemas.microsoft.com/office/word/2010/wordprocessingShape" mc:Ignorable="w14 wp14">
+  <w:p>
+    <w:pPr>
+      <w:pStyle w:val="Footer"/>
+      <w:jc w:val="right"/>
+    </w:pPr>
+    <w:r>
+      <w:fldChar w:fldCharType="begin"/>
+      <w:instrText xml:space="preserve"> PAGE </w:instrText>
+      <w:fldChar w:fldCharType="separate"/>
+      <w:fldChar w:fldCharType="end"/>
+    </w:r>
+  </w:p>
+</w:ftr>
 </file>
 
 <file path=word/numbering.xml><?xml version="1.0" encoding="utf-8"?>
@@ -1056,8 +1028,8 @@
     <w:qFormat/>
     <w:rsid w:val="00FC693F"/>
     <w:rPr>
-      <w:rFonts w:ascii="Times New Roman" w:hAnsi="Times New Roman"/>
-      <w:sz w:val="21"/>
+      <w:rFonts w:ascii="Calibri" w:hAnsi="Calibri"/>
+      <w:sz w:val="22"/>
     </w:rPr>
   </w:style>
   <w:style w:type="paragraph" w:styleId="Header">
@@ -1588,6 +1560,10 @@
       </w:numPr>
       <w:contextualSpacing/>
     </w:pPr>
+    <w:rPr>
+      <w:rFonts w:ascii="Calibri" w:hAnsi="Calibri"/>
+      <w:sz w:val="22"/>
+    </w:rPr>
   </w:style>
   <w:style w:type="paragraph" w:styleId="ListBullet2">
     <w:name w:val="List Bullet 2"/>

--- a/docs/supervisor_checkpoints/checkpoint_06_ablation_generalization.docx
+++ b/docs/supervisor_checkpoints/checkpoint_06_ablation_generalization.docx
@@ -61,7 +61,7 @@
           <w:b/>
           <w:sz w:val="22"/>
         </w:rPr>
-        <w:t>The capacity-control result makes the final claim honest: residual is not best on every metric, but remains best on SSIM, Delta E, and entropy.</w:t>
+        <w:t>The capacity control makes the final claim honest: matched U-Net leads pixel metrics while residual leads mean SSIM and Delta E.</w:t>
       </w:r>
     </w:p>
     <w:p>
@@ -203,7 +203,7 @@
                 <w:color w:val="000000"/>
                 <w:sz w:val="18"/>
               </w:rPr>
-              <w:t>Better</w:t>
+              <w:t>Mean leader</w:t>
             </w:r>
           </w:p>
         </w:tc>
@@ -239,7 +239,7 @@
                 <w:rFonts w:ascii="Calibri" w:hAnsi="Calibri"/>
                 <w:sz w:val="18"/>
               </w:rPr>
-              <w:t>0.034294</w:t>
+              <w:t>0.038056 +/- 0.002727</w:t>
             </w:r>
           </w:p>
         </w:tc>
@@ -256,7 +256,7 @@
                 <w:rFonts w:ascii="Calibri" w:hAnsi="Calibri"/>
                 <w:sz w:val="18"/>
               </w:rPr>
-              <w:t>0.035727</w:t>
+              <w:t>0.038782 +/- 0.003119</w:t>
             </w:r>
           </w:p>
         </w:tc>
@@ -309,7 +309,7 @@
                 <w:rFonts w:ascii="Calibri" w:hAnsi="Calibri"/>
                 <w:sz w:val="18"/>
               </w:rPr>
-              <w:t>16.356273</w:t>
+              <w:t>16.017719 +/- 0.277610</w:t>
             </w:r>
           </w:p>
         </w:tc>
@@ -326,7 +326,7 @@
                 <w:rFonts w:ascii="Calibri" w:hAnsi="Calibri"/>
                 <w:sz w:val="18"/>
               </w:rPr>
-              <w:t>16.304393</w:t>
+              <w:t>16.006089 +/- 0.267086</w:t>
             </w:r>
           </w:p>
         </w:tc>
@@ -379,7 +379,7 @@
                 <w:rFonts w:ascii="Calibri" w:hAnsi="Calibri"/>
                 <w:sz w:val="18"/>
               </w:rPr>
-              <w:t>0.746291</w:t>
+              <w:t>0.722221 +/- 0.022096</w:t>
             </w:r>
           </w:p>
         </w:tc>
@@ -396,7 +396,7 @@
                 <w:rFonts w:ascii="Calibri" w:hAnsi="Calibri"/>
                 <w:sz w:val="18"/>
               </w:rPr>
-              <w:t>0.788963</w:t>
+              <w:t>0.779948 +/- 0.006607</w:t>
             </w:r>
           </w:p>
         </w:tc>
@@ -449,7 +449,7 @@
                 <w:rFonts w:ascii="Calibri" w:hAnsi="Calibri"/>
                 <w:sz w:val="18"/>
               </w:rPr>
-              <w:t>27.225774</w:t>
+              <w:t>27.590478 +/- 2.280969</w:t>
             </w:r>
           </w:p>
         </w:tc>
@@ -466,7 +466,7 @@
                 <w:rFonts w:ascii="Calibri" w:hAnsi="Calibri"/>
                 <w:sz w:val="18"/>
               </w:rPr>
-              <w:t>26.840257</w:t>
+              <w:t>27.053617 +/- 1.081249</w:t>
             </w:r>
           </w:p>
         </w:tc>
@@ -519,7 +519,7 @@
                 <w:rFonts w:ascii="Calibri" w:hAnsi="Calibri"/>
                 <w:sz w:val="18"/>
               </w:rPr>
-              <w:t>4.790907</w:t>
+              <w:t>4.946796 +/- 0.060048</w:t>
             </w:r>
           </w:p>
         </w:tc>
@@ -536,7 +536,7 @@
                 <w:rFonts w:ascii="Calibri" w:hAnsi="Calibri"/>
                 <w:sz w:val="18"/>
               </w:rPr>
-              <w:t>4.368050</w:t>
+              <w:t>4.565555 +/- 0.202586</w:t>
             </w:r>
           </w:p>
         </w:tc>
@@ -553,7 +553,7 @@
                 <w:rFonts w:ascii="Calibri" w:hAnsi="Calibri"/>
                 <w:sz w:val="18"/>
               </w:rPr>
-              <w:t>Residual</w:t>
+              <w:t>Descriptive only</w:t>
             </w:r>
           </w:p>
         </w:tc>

--- a/docs/supervisor_checkpoints/checkpoint_06_ablation_generalization.docx
+++ b/docs/supervisor_checkpoints/checkpoint_06_ablation_generalization.docx
@@ -102,6 +102,46 @@
       </w:pPr>
       <w:r>
         <w:t>Qualified the final conclusion using metric-specific capacity-control evidence.</w:t>
+      </w:r>
+    </w:p>
+    <w:p>
+      <w:pPr>
+        <w:spacing w:before="140" w:after="40"/>
+      </w:pPr>
+      <w:r>
+        <w:rPr>
+          <w:rFonts w:ascii="Arial" w:hAnsi="Arial"/>
+          <w:b/>
+          <w:sz w:val="24"/>
+        </w:rPr>
+        <w:t>Verification and Controls</w:t>
+      </w:r>
+    </w:p>
+    <w:p>
+      <w:pPr>
+        <w:pStyle w:val="ListBullet"/>
+        <w:spacing w:after="20"/>
+      </w:pPr>
+      <w:r>
+        <w:t>Matched trainable capacity while retaining the plain U-Net topology to isolate architecture from model size.</w:t>
+      </w:r>
+    </w:p>
+    <w:p>
+      <w:pPr>
+        <w:pStyle w:val="ListBullet"/>
+        <w:spacing w:after="20"/>
+      </w:pPr>
+      <w:r>
+        <w:t>Confirmed metric direction explicitly: lower for MSE, MAE, and Delta E; higher for PSNR and SSIM.</w:t>
+      </w:r>
+    </w:p>
+    <w:p>
+      <w:pPr>
+        <w:pStyle w:val="ListBullet"/>
+        <w:spacing w:after="20"/>
+      </w:pPr>
+      <w:r>
+        <w:t>Recorded mixed leadership and seed variability instead of selecting a universal winner.</w:t>
       </w:r>
     </w:p>
     <w:p>
@@ -569,6 +609,32 @@
           <w:b/>
           <w:sz w:val="24"/>
         </w:rPr>
+        <w:t>Decision / Next Gate</w:t>
+      </w:r>
+    </w:p>
+    <w:p>
+      <w:pPr>
+        <w:spacing w:before="40" w:after="100"/>
+        <w:jc w:val="center"/>
+      </w:pPr>
+      <w:r>
+        <w:rPr>
+          <w:b/>
+          <w:sz w:val="22"/>
+        </w:rPr>
+        <w:t>Conclude that matched U-Net leads mean pixel metrics while the residual model leads mean SSIM and Delta E.</w:t>
+      </w:r>
+    </w:p>
+    <w:p>
+      <w:pPr>
+        <w:spacing w:before="140" w:after="40"/>
+      </w:pPr>
+      <w:r>
+        <w:rPr>
+          <w:rFonts w:ascii="Arial" w:hAnsi="Arial"/>
+          <w:b/>
+          <w:sz w:val="24"/>
+        </w:rPr>
         <w:t>Notes</w:t>
       </w:r>
     </w:p>
